--- a/作品设计实现方案_Word底稿.docx
+++ b/作品设计实现方案_Word底稿.docx
@@ -11,7 +11,7 @@
         <w:rPr>
           <w:rFonts w:ascii="Microsoft YaHei" w:hAnsi="Microsoft YaHei" w:eastAsia="Microsoft YaHei"/>
           <w:b/>
-          <w:color w:val="2E74B5"/>
+          <w:color w:val="000000"/>
           <w:sz w:val="28"/>
         </w:rPr>
         <w:t>项目设计实现方案</w:t>
@@ -39,7 +39,7 @@
       <w:r>
         <w:rPr>
           <w:rFonts w:ascii="Microsoft YaHei" w:hAnsi="Microsoft YaHei" w:eastAsia="Microsoft YaHei"/>
-          <w:color w:val="666666"/>
+          <w:color w:val="000000"/>
           <w:sz w:val="28"/>
         </w:rPr>
       </w:r>
@@ -52,7 +52,7 @@
       <w:r>
         <w:rPr>
           <w:rFonts w:ascii="Microsoft YaHei" w:hAnsi="Microsoft YaHei" w:eastAsia="Microsoft YaHei"/>
-          <w:color w:val="1F4D78"/>
+          <w:color w:val="000000"/>
           <w:sz w:val="24"/>
         </w:rPr>
         <w:t>面向大模型微调与推理部署的个性化实训多智能体协同系统</w:t>
@@ -66,7 +66,7 @@
       <w:r>
         <w:rPr>
           <w:rFonts w:ascii="Microsoft YaHei" w:hAnsi="Microsoft YaHei" w:eastAsia="Microsoft YaHei"/>
-          <w:color w:val="666666"/>
+          <w:color w:val="000000"/>
           <w:sz w:val="21"/>
         </w:rPr>
         <w:t>赛题编号：XH-202630</w:t>
@@ -80,7 +80,7 @@
       <w:r>
         <w:rPr>
           <w:rFonts w:ascii="Microsoft YaHei" w:hAnsi="Microsoft YaHei" w:eastAsia="Microsoft YaHei"/>
-          <w:color w:val="666666"/>
+          <w:color w:val="000000"/>
           <w:sz w:val="21"/>
         </w:rPr>
         <w:t>申报单位：________________</w:t>
@@ -94,7 +94,7 @@
       <w:r>
         <w:rPr>
           <w:rFonts w:ascii="Microsoft YaHei" w:hAnsi="Microsoft YaHei" w:eastAsia="Microsoft YaHei"/>
-          <w:color w:val="666666"/>
+          <w:color w:val="000000"/>
           <w:sz w:val="21"/>
         </w:rPr>
         <w:t>参赛团队：________________</w:t>
@@ -108,7 +108,7 @@
       <w:r>
         <w:rPr>
           <w:rFonts w:ascii="Microsoft YaHei" w:hAnsi="Microsoft YaHei" w:eastAsia="Microsoft YaHei"/>
-          <w:color w:val="666666"/>
+          <w:color w:val="000000"/>
           <w:sz w:val="21"/>
         </w:rPr>
         <w:t>指导教师：________________</w:t>
@@ -122,7 +122,7 @@
       <w:r>
         <w:rPr>
           <w:rFonts w:ascii="Microsoft YaHei" w:hAnsi="Microsoft YaHei" w:eastAsia="Microsoft YaHei"/>
-          <w:color w:val="666666"/>
+          <w:color w:val="000000"/>
           <w:sz w:val="21"/>
         </w:rPr>
         <w:t>文档版本：v1.1（底稿）</w:t>
@@ -136,7 +136,7 @@
       <w:r>
         <w:rPr>
           <w:rFonts w:ascii="Microsoft YaHei" w:hAnsi="Microsoft YaHei" w:eastAsia="Microsoft YaHei"/>
-          <w:color w:val="666666"/>
+          <w:color w:val="000000"/>
           <w:sz w:val="21"/>
         </w:rPr>
         <w:t>编制日期：2026年8月27日</w:t>
@@ -155,7 +155,7 @@
         <w:rPr>
           <w:rFonts w:ascii="Microsoft YaHei" w:hAnsi="Microsoft YaHei" w:eastAsia="Microsoft YaHei"/>
           <w:b/>
-          <w:color w:val="2E74B5"/>
+          <w:color w:val="000000"/>
           <w:sz w:val="40"/>
         </w:rPr>
         <w:t>目录</w:t>
@@ -167,7 +167,7 @@
         <w:rPr>
           <w:rFonts w:ascii="Microsoft YaHei" w:hAnsi="Microsoft YaHei" w:eastAsia="Microsoft YaHei"/>
           <w:i/>
-          <w:color w:val="666666"/>
+          <w:color w:val="000000"/>
           <w:sz w:val="18"/>
         </w:rPr>
         <w:t>（打开 Word 后右键目录并选择“更新域”）</w:t>
@@ -194,12 +194,11 @@
       <w:pPr>
         <w:spacing w:before="80" w:after="140"/>
         <w:ind w:left="360" w:right="216"/>
-        <w:shd w:fill="F4F6F9"/>
-      </w:pPr>
-      <w:r>
-        <w:rPr>
-          <w:rFonts w:ascii="Microsoft YaHei" w:hAnsi="Microsoft YaHei" w:eastAsia="Microsoft YaHei"/>
-          <w:color w:val="666666"/>
+      </w:pPr>
+      <w:r>
+        <w:rPr>
+          <w:rFonts w:ascii="Microsoft YaHei" w:hAnsi="Microsoft YaHei" w:eastAsia="Microsoft YaHei"/>
+          <w:color w:val="000000"/>
           <w:sz w:val="19"/>
         </w:rPr>
         <w:t>赛题编号：XH-202630</w:t>
@@ -209,12 +208,11 @@
       <w:pPr>
         <w:spacing w:before="80" w:after="140"/>
         <w:ind w:left="360" w:right="216"/>
-        <w:shd w:fill="F4F6F9"/>
-      </w:pPr>
-      <w:r>
-        <w:rPr>
-          <w:rFonts w:ascii="Microsoft YaHei" w:hAnsi="Microsoft YaHei" w:eastAsia="Microsoft YaHei"/>
-          <w:color w:val="666666"/>
+      </w:pPr>
+      <w:r>
+        <w:rPr>
+          <w:rFonts w:ascii="Microsoft YaHei" w:hAnsi="Microsoft YaHei" w:eastAsia="Microsoft YaHei"/>
+          <w:color w:val="000000"/>
           <w:sz w:val="19"/>
         </w:rPr>
         <w:t>申报单位：__________</w:t>
@@ -224,12 +222,11 @@
       <w:pPr>
         <w:spacing w:before="80" w:after="140"/>
         <w:ind w:left="360" w:right="216"/>
-        <w:shd w:fill="F4F6F9"/>
-      </w:pPr>
-      <w:r>
-        <w:rPr>
-          <w:rFonts w:ascii="Microsoft YaHei" w:hAnsi="Microsoft YaHei" w:eastAsia="Microsoft YaHei"/>
-          <w:color w:val="666666"/>
+      </w:pPr>
+      <w:r>
+        <w:rPr>
+          <w:rFonts w:ascii="Microsoft YaHei" w:hAnsi="Microsoft YaHei" w:eastAsia="Microsoft YaHei"/>
+          <w:color w:val="000000"/>
           <w:sz w:val="19"/>
         </w:rPr>
         <w:t>参赛团队：__________</w:t>
@@ -239,12 +236,11 @@
       <w:pPr>
         <w:spacing w:before="80" w:after="140"/>
         <w:ind w:left="360" w:right="216"/>
-        <w:shd w:fill="F4F6F9"/>
-      </w:pPr>
-      <w:r>
-        <w:rPr>
-          <w:rFonts w:ascii="Microsoft YaHei" w:hAnsi="Microsoft YaHei" w:eastAsia="Microsoft YaHei"/>
-          <w:color w:val="666666"/>
+      </w:pPr>
+      <w:r>
+        <w:rPr>
+          <w:rFonts w:ascii="Microsoft YaHei" w:hAnsi="Microsoft YaHei" w:eastAsia="Microsoft YaHei"/>
+          <w:color w:val="000000"/>
           <w:sz w:val="19"/>
         </w:rPr>
         <w:t>指导教师：__________</w:t>
@@ -254,12 +250,11 @@
       <w:pPr>
         <w:spacing w:before="80" w:after="140"/>
         <w:ind w:left="360" w:right="216"/>
-        <w:shd w:fill="F4F6F9"/>
-      </w:pPr>
-      <w:r>
-        <w:rPr>
-          <w:rFonts w:ascii="Microsoft YaHei" w:hAnsi="Microsoft YaHei" w:eastAsia="Microsoft YaHei"/>
-          <w:color w:val="666666"/>
+      </w:pPr>
+      <w:r>
+        <w:rPr>
+          <w:rFonts w:ascii="Microsoft YaHei" w:hAnsi="Microsoft YaHei" w:eastAsia="Microsoft YaHei"/>
+          <w:color w:val="000000"/>
           <w:sz w:val="19"/>
         </w:rPr>
         <w:t>文档版本：v1.1</w:t>
@@ -269,12 +264,11 @@
       <w:pPr>
         <w:spacing w:before="80" w:after="140"/>
         <w:ind w:left="360" w:right="216"/>
-        <w:shd w:fill="F4F6F9"/>
-      </w:pPr>
-      <w:r>
-        <w:rPr>
-          <w:rFonts w:ascii="Microsoft YaHei" w:hAnsi="Microsoft YaHei" w:eastAsia="Microsoft YaHei"/>
-          <w:color w:val="666666"/>
+      </w:pPr>
+      <w:r>
+        <w:rPr>
+          <w:rFonts w:ascii="Microsoft YaHei" w:hAnsi="Microsoft YaHei" w:eastAsia="Microsoft YaHei"/>
+          <w:color w:val="000000"/>
           <w:sz w:val="19"/>
         </w:rPr>
         <w:t>编制日期：2026年8月27日</w:t>
@@ -344,12 +338,11 @@
       <w:pPr>
         <w:spacing w:before="80" w:after="140"/>
         <w:ind w:left="360" w:right="216"/>
-        <w:shd w:fill="F4F6F9"/>
-      </w:pPr>
-      <w:r>
-        <w:rPr>
-          <w:rFonts w:ascii="Microsoft YaHei" w:hAnsi="Microsoft YaHei" w:eastAsia="Microsoft YaHei"/>
-          <w:color w:val="666666"/>
+      </w:pPr>
+      <w:r>
+        <w:rPr>
+          <w:rFonts w:ascii="Microsoft YaHei" w:hAnsi="Microsoft YaHei" w:eastAsia="Microsoft YaHei"/>
+          <w:color w:val="000000"/>
           <w:sz w:val="19"/>
         </w:rPr>
         <w:t>注：本文件中的量化结果必须以最终冻结的测试报告和指标文件为准。当前工程目录中的指标统计文件存在不同版本快照，正式提交前应统一代码版本、知识库版本、Prompt版本、模型配置和评测口径后再填入最终成绩。</w:t>
@@ -420,7 +413,6 @@
               <w:end w:w="120" w:type="dxa"/>
             </w:tcMar>
             <w:vAlign w:val="center"/>
-            <w:shd w:fill="E8EEF5"/>
           </w:tcPr>
           <w:p>
             <w:pPr>
@@ -451,7 +443,6 @@
               <w:end w:w="120" w:type="dxa"/>
             </w:tcMar>
             <w:vAlign w:val="center"/>
-            <w:shd w:fill="E8EEF5"/>
           </w:tcPr>
           <w:p>
             <w:pPr>
@@ -482,7 +473,6 @@
               <w:end w:w="120" w:type="dxa"/>
             </w:tcMar>
             <w:vAlign w:val="center"/>
-            <w:shd w:fill="E8EEF5"/>
           </w:tcPr>
           <w:p>
             <w:pPr>
@@ -626,7 +616,7 @@
             <w:r>
               <w:rPr>
                 <w:rFonts w:ascii="Microsoft YaHei" w:hAnsi="Microsoft YaHei" w:eastAsia="Microsoft YaHei"/>
-                <w:color w:val="1F4D78"/>
+                <w:color w:val="000000"/>
                 <w:sz w:val="18"/>
               </w:rPr>
               <w:t>project.db</w:t>
@@ -830,12 +820,11 @@
       <w:pPr>
         <w:spacing w:before="80" w:after="140"/>
         <w:ind w:left="360" w:right="216"/>
-        <w:shd w:fill="F4F6F9"/>
-      </w:pPr>
-      <w:r>
-        <w:rPr>
-          <w:rFonts w:ascii="Microsoft YaHei" w:hAnsi="Microsoft YaHei" w:eastAsia="Microsoft YaHei"/>
-          <w:color w:val="666666"/>
+      </w:pPr>
+      <w:r>
+        <w:rPr>
+          <w:rFonts w:ascii="Microsoft YaHei" w:hAnsi="Microsoft YaHei" w:eastAsia="Microsoft YaHei"/>
+          <w:color w:val="000000"/>
           <w:sz w:val="19"/>
         </w:rPr>
         <w:t>说明：比赛说明 PDF 未出现在当前工程目录。本文件中关于“至少3组全面案例、至少50组小组案例”的要求依据项目提供的任务描述；正式提交前须以比赛原文逐条校对赛题编号、提交格式、评分项和数量口径。</w:t>
@@ -1292,7 +1281,6 @@
               <w:end w:w="120" w:type="dxa"/>
             </w:tcMar>
             <w:vAlign w:val="center"/>
-            <w:shd w:fill="E8EEF5"/>
           </w:tcPr>
           <w:p>
             <w:pPr>
@@ -1323,7 +1311,6 @@
               <w:end w:w="120" w:type="dxa"/>
             </w:tcMar>
             <w:vAlign w:val="center"/>
-            <w:shd w:fill="E8EEF5"/>
           </w:tcPr>
           <w:p>
             <w:pPr>
@@ -1354,7 +1341,6 @@
               <w:end w:w="120" w:type="dxa"/>
             </w:tcMar>
             <w:vAlign w:val="center"/>
-            <w:shd w:fill="E8EEF5"/>
           </w:tcPr>
           <w:p>
             <w:pPr>
@@ -2561,7 +2547,6 @@
               <w:end w:w="120" w:type="dxa"/>
             </w:tcMar>
             <w:vAlign w:val="center"/>
-            <w:shd w:fill="E8EEF5"/>
           </w:tcPr>
           <w:p>
             <w:pPr>
@@ -2592,7 +2577,6 @@
               <w:end w:w="120" w:type="dxa"/>
             </w:tcMar>
             <w:vAlign w:val="center"/>
-            <w:shd w:fill="E8EEF5"/>
           </w:tcPr>
           <w:p>
             <w:pPr>
@@ -2623,7 +2607,6 @@
               <w:end w:w="120" w:type="dxa"/>
             </w:tcMar>
             <w:vAlign w:val="center"/>
-            <w:shd w:fill="E8EEF5"/>
           </w:tcPr>
           <w:p>
             <w:pPr>
@@ -2987,12 +2970,11 @@
       <w:pPr>
         <w:spacing w:before="60" w:after="140" w:line="252" w:lineRule="auto"/>
         <w:ind w:left="360" w:right="216"/>
-        <w:shd w:fill="F2F4F7"/>
-      </w:pPr>
-      <w:r>
-        <w:rPr>
-          <w:rFonts w:ascii="Microsoft YaHei" w:hAnsi="Microsoft YaHei" w:eastAsia="Microsoft YaHei"/>
-          <w:color w:val="263238"/>
+      </w:pPr>
+      <w:r>
+        <w:rPr>
+          <w:rFonts w:ascii="Microsoft YaHei" w:hAnsi="Microsoft YaHei" w:eastAsia="Microsoft YaHei"/>
+          <w:color w:val="000000"/>
           <w:sz w:val="17"/>
         </w:rPr>
         <w:t>┌─────────────────────────────────────────────────────────────┐</w:t>
@@ -3840,7 +3822,7 @@
       <w:r>
         <w:rPr>
           <w:rFonts w:ascii="Microsoft YaHei" w:hAnsi="Microsoft YaHei" w:eastAsia="Microsoft YaHei"/>
-          <w:color w:val="1F4D78"/>
+          <w:color w:val="000000"/>
           <w:sz w:val="20"/>
         </w:rPr>
         <w:t>hard_prerequisite</w:t>
@@ -3861,7 +3843,7 @@
       <w:r>
         <w:rPr>
           <w:rFonts w:ascii="Microsoft YaHei" w:hAnsi="Microsoft YaHei" w:eastAsia="Microsoft YaHei"/>
-          <w:color w:val="1F4D78"/>
+          <w:color w:val="000000"/>
           <w:sz w:val="20"/>
         </w:rPr>
         <w:t>recommended_prerequisite</w:t>
@@ -3882,7 +3864,7 @@
       <w:r>
         <w:rPr>
           <w:rFonts w:ascii="Microsoft YaHei" w:hAnsi="Microsoft YaHei" w:eastAsia="Microsoft YaHei"/>
-          <w:color w:val="1F4D78"/>
+          <w:color w:val="000000"/>
           <w:sz w:val="20"/>
         </w:rPr>
         <w:t>related</w:t>
@@ -3924,12 +3906,11 @@
       <w:pPr>
         <w:spacing w:before="60" w:after="140" w:line="252" w:lineRule="auto"/>
         <w:ind w:left="360" w:right="216"/>
-        <w:shd w:fill="F2F4F7"/>
-      </w:pPr>
-      <w:r>
-        <w:rPr>
-          <w:rFonts w:ascii="Microsoft YaHei" w:hAnsi="Microsoft YaHei" w:eastAsia="Microsoft YaHei"/>
-          <w:color w:val="263238"/>
+      </w:pPr>
+      <w:r>
+        <w:rPr>
+          <w:rFonts w:ascii="Microsoft YaHei" w:hAnsi="Microsoft YaHei" w:eastAsia="Microsoft YaHei"/>
+          <w:color w:val="000000"/>
           <w:sz w:val="17"/>
         </w:rPr>
         <w:t>PyTorch训练循环</w:t>
@@ -3983,7 +3964,7 @@
       <w:r>
         <w:rPr>
           <w:rFonts w:ascii="Microsoft YaHei" w:hAnsi="Microsoft YaHei" w:eastAsia="Microsoft YaHei"/>
-          <w:color w:val="1F4D78"/>
+          <w:color w:val="000000"/>
           <w:sz w:val="20"/>
         </w:rPr>
         <w:t>-1</w:t>
@@ -4004,7 +3985,7 @@
       <w:r>
         <w:rPr>
           <w:rFonts w:ascii="Microsoft YaHei" w:hAnsi="Microsoft YaHei" w:eastAsia="Microsoft YaHei"/>
-          <w:color w:val="1F4D78"/>
+          <w:color w:val="000000"/>
           <w:sz w:val="20"/>
         </w:rPr>
         <w:t>0</w:t>
@@ -4025,7 +4006,7 @@
       <w:r>
         <w:rPr>
           <w:rFonts w:ascii="Microsoft YaHei" w:hAnsi="Microsoft YaHei" w:eastAsia="Microsoft YaHei"/>
-          <w:color w:val="1F4D78"/>
+          <w:color w:val="000000"/>
           <w:sz w:val="20"/>
         </w:rPr>
         <w:t>1</w:t>
@@ -4052,7 +4033,7 @@
       <w:r>
         <w:rPr>
           <w:rFonts w:ascii="Microsoft YaHei" w:hAnsi="Microsoft YaHei" w:eastAsia="Microsoft YaHei"/>
-          <w:color w:val="1F4D78"/>
+          <w:color w:val="000000"/>
           <w:sz w:val="21"/>
         </w:rPr>
         <w:t>knowledge_gaps</w:t>
@@ -4067,7 +4048,7 @@
       <w:r>
         <w:rPr>
           <w:rFonts w:ascii="Microsoft YaHei" w:hAnsi="Microsoft YaHei" w:eastAsia="Microsoft YaHei"/>
-          <w:color w:val="1F4D78"/>
+          <w:color w:val="000000"/>
           <w:sz w:val="21"/>
         </w:rPr>
         <w:t>user_subtopic_status</w:t>
@@ -4112,7 +4093,7 @@
       <w:r>
         <w:rPr>
           <w:rFonts w:ascii="Microsoft YaHei" w:hAnsi="Microsoft YaHei" w:eastAsia="Microsoft YaHei"/>
-          <w:color w:val="1F4D78"/>
+          <w:color w:val="000000"/>
           <w:sz w:val="20"/>
         </w:rPr>
         <w:t>content_block_id</w:t>
@@ -4276,7 +4257,6 @@
               <w:end w:w="120" w:type="dxa"/>
             </w:tcMar>
             <w:vAlign w:val="center"/>
-            <w:shd w:fill="E8EEF5"/>
           </w:tcPr>
           <w:p>
             <w:pPr>
@@ -4307,7 +4287,6 @@
               <w:end w:w="120" w:type="dxa"/>
             </w:tcMar>
             <w:vAlign w:val="center"/>
-            <w:shd w:fill="E8EEF5"/>
           </w:tcPr>
           <w:p>
             <w:pPr>
@@ -4338,7 +4317,6 @@
               <w:end w:w="120" w:type="dxa"/>
             </w:tcMar>
             <w:vAlign w:val="center"/>
-            <w:shd w:fill="E8EEF5"/>
           </w:tcPr>
           <w:p>
             <w:pPr>
@@ -4919,7 +4897,7 @@
       <w:r>
         <w:rPr>
           <w:rFonts w:ascii="Microsoft YaHei" w:hAnsi="Microsoft YaHei" w:eastAsia="Microsoft YaHei"/>
-          <w:color w:val="1F4D78"/>
+          <w:color w:val="000000"/>
           <w:sz w:val="21"/>
         </w:rPr>
         <w:t>data/sqlite_data/project.db</w:t>
@@ -6222,7 +6200,7 @@
       <w:r>
         <w:rPr>
           <w:rFonts w:ascii="Microsoft YaHei" w:hAnsi="Microsoft YaHei" w:eastAsia="Microsoft YaHei"/>
-          <w:color w:val="1F4D78"/>
+          <w:color w:val="000000"/>
           <w:sz w:val="21"/>
         </w:rPr>
         <w:t>needs_human_review</w:t>
@@ -6394,7 +6372,7 @@
       <w:r>
         <w:rPr>
           <w:rFonts w:ascii="Microsoft YaHei" w:hAnsi="Microsoft YaHei" w:eastAsia="Microsoft YaHei"/>
-          <w:color w:val="1F4D78"/>
+          <w:color w:val="000000"/>
           <w:sz w:val="20"/>
         </w:rPr>
         <w:t>simplify</w:t>
@@ -6415,7 +6393,7 @@
       <w:r>
         <w:rPr>
           <w:rFonts w:ascii="Microsoft YaHei" w:hAnsi="Microsoft YaHei" w:eastAsia="Microsoft YaHei"/>
-          <w:color w:val="1F4D78"/>
+          <w:color w:val="000000"/>
           <w:sz w:val="20"/>
         </w:rPr>
         <w:t>reinforce</w:t>
@@ -6436,7 +6414,7 @@
       <w:r>
         <w:rPr>
           <w:rFonts w:ascii="Microsoft YaHei" w:hAnsi="Microsoft YaHei" w:eastAsia="Microsoft YaHei"/>
-          <w:color w:val="1F4D78"/>
+          <w:color w:val="000000"/>
           <w:sz w:val="20"/>
         </w:rPr>
         <w:t>advance</w:t>
@@ -6457,7 +6435,7 @@
       <w:r>
         <w:rPr>
           <w:rFonts w:ascii="Microsoft YaHei" w:hAnsi="Microsoft YaHei" w:eastAsia="Microsoft YaHei"/>
-          <w:color w:val="1F4D78"/>
+          <w:color w:val="000000"/>
           <w:sz w:val="20"/>
         </w:rPr>
         <w:t>backtrack</w:t>
@@ -6478,7 +6456,7 @@
       <w:r>
         <w:rPr>
           <w:rFonts w:ascii="Microsoft YaHei" w:hAnsi="Microsoft YaHei" w:eastAsia="Microsoft YaHei"/>
-          <w:color w:val="1F4D78"/>
+          <w:color w:val="000000"/>
           <w:sz w:val="20"/>
         </w:rPr>
         <w:t>challenge</w:t>
@@ -6499,7 +6477,7 @@
       <w:r>
         <w:rPr>
           <w:rFonts w:ascii="Microsoft YaHei" w:hAnsi="Microsoft YaHei" w:eastAsia="Microsoft YaHei"/>
-          <w:color w:val="1F4D78"/>
+          <w:color w:val="000000"/>
           <w:sz w:val="20"/>
         </w:rPr>
         <w:t>finish</w:t>
@@ -6847,12 +6825,11 @@
       <w:pPr>
         <w:spacing w:before="60" w:after="140" w:line="252" w:lineRule="auto"/>
         <w:ind w:left="360" w:right="216"/>
-        <w:shd w:fill="F2F4F7"/>
-      </w:pPr>
-      <w:r>
-        <w:rPr>
-          <w:rFonts w:ascii="Microsoft YaHei" w:hAnsi="Microsoft YaHei" w:eastAsia="Microsoft YaHei"/>
-          <w:color w:val="263238"/>
+      </w:pPr>
+      <w:r>
+        <w:rPr>
+          <w:rFonts w:ascii="Microsoft YaHei" w:hAnsi="Microsoft YaHei" w:eastAsia="Microsoft YaHei"/>
+          <w:color w:val="000000"/>
           <w:sz w:val="17"/>
         </w:rPr>
         <w:t>学习者输入</w:t>
@@ -7013,12 +6990,11 @@
       <w:pPr>
         <w:spacing w:before="80" w:after="140"/>
         <w:ind w:left="360" w:right="216"/>
-        <w:shd w:fill="F4F6F9"/>
-      </w:pPr>
-      <w:r>
-        <w:rPr>
-          <w:rFonts w:ascii="Microsoft YaHei" w:hAnsi="Microsoft YaHei" w:eastAsia="Microsoft YaHei"/>
-          <w:color w:val="666666"/>
+      </w:pPr>
+      <w:r>
+        <w:rPr>
+          <w:rFonts w:ascii="Microsoft YaHei" w:hAnsi="Microsoft YaHei" w:eastAsia="Microsoft YaHei"/>
+          <w:color w:val="000000"/>
           <w:sz w:val="19"/>
         </w:rPr>
         <w:t>研二，有PyTorch基础，用过Transformer；目标是掌握QLoRA并独立部署到生产环境；每天学习2小时；喜欢动手实操；使用RTX 4060 8GB。</w:t>
@@ -7461,7 +7437,7 @@
       <w:r>
         <w:rPr>
           <w:rFonts w:ascii="Microsoft YaHei" w:hAnsi="Microsoft YaHei" w:eastAsia="Microsoft YaHei"/>
-          <w:color w:val="1F4D78"/>
+          <w:color w:val="000000"/>
           <w:sz w:val="20"/>
         </w:rPr>
         <w:t>knowledge_chunks</w:t>
@@ -7667,7 +7643,7 @@
       <w:r>
         <w:rPr>
           <w:rFonts w:ascii="Microsoft YaHei" w:hAnsi="Microsoft YaHei" w:eastAsia="Microsoft YaHei"/>
-          <w:color w:val="1F4D78"/>
+          <w:color w:val="000000"/>
           <w:sz w:val="21"/>
         </w:rPr>
         <w:t>issue_package</w:t>
@@ -7811,7 +7787,7 @@
       <w:r>
         <w:rPr>
           <w:rFonts w:ascii="Microsoft YaHei" w:hAnsi="Microsoft YaHei" w:eastAsia="Microsoft YaHei"/>
-          <w:color w:val="1F4D78"/>
+          <w:color w:val="000000"/>
           <w:sz w:val="21"/>
         </w:rPr>
         <w:t>content_version</w:t>
@@ -7826,7 +7802,7 @@
       <w:r>
         <w:rPr>
           <w:rFonts w:ascii="Microsoft YaHei" w:hAnsi="Microsoft YaHei" w:eastAsia="Microsoft YaHei"/>
-          <w:color w:val="1F4D78"/>
+          <w:color w:val="000000"/>
           <w:sz w:val="21"/>
         </w:rPr>
         <w:t>revision_note</w:t>
@@ -7866,7 +7842,7 @@
       <w:r>
         <w:rPr>
           <w:rFonts w:ascii="Microsoft YaHei" w:hAnsi="Microsoft YaHei" w:eastAsia="Microsoft YaHei"/>
-          <w:color w:val="1F4D78"/>
+          <w:color w:val="000000"/>
           <w:sz w:val="20"/>
         </w:rPr>
         <w:t>approved</w:t>
@@ -7894,7 +7870,7 @@
       <w:r>
         <w:rPr>
           <w:rFonts w:ascii="Microsoft YaHei" w:hAnsi="Microsoft YaHei" w:eastAsia="Microsoft YaHei"/>
-          <w:color w:val="1F4D78"/>
+          <w:color w:val="000000"/>
           <w:sz w:val="20"/>
         </w:rPr>
         <w:t>needs_human_review</w:t>
@@ -8725,7 +8701,7 @@
       <w:r>
         <w:rPr>
           <w:rFonts w:ascii="Microsoft YaHei" w:hAnsi="Microsoft YaHei" w:eastAsia="Microsoft YaHei"/>
-          <w:color w:val="1F4D78"/>
+          <w:color w:val="000000"/>
           <w:sz w:val="21"/>
         </w:rPr>
         <w:t>content_block_id</w:t>
@@ -8790,12 +8766,11 @@
       <w:pPr>
         <w:spacing w:before="60" w:after="140" w:line="252" w:lineRule="auto"/>
         <w:ind w:left="360" w:right="216"/>
-        <w:shd w:fill="F2F4F7"/>
-      </w:pPr>
-      <w:r>
-        <w:rPr>
-          <w:rFonts w:ascii="Microsoft YaHei" w:hAnsi="Microsoft YaHei" w:eastAsia="Microsoft YaHei"/>
-          <w:color w:val="263238"/>
+      </w:pPr>
+      <w:r>
+        <w:rPr>
+          <w:rFonts w:ascii="Microsoft YaHei" w:hAnsi="Microsoft YaHei" w:eastAsia="Microsoft YaHei"/>
+          <w:color w:val="000000"/>
           <w:sz w:val="17"/>
         </w:rPr>
         <w:t>DeepSeek云端主模型</w:t>
@@ -8970,7 +8945,6 @@
               <w:end w:w="120" w:type="dxa"/>
             </w:tcMar>
             <w:vAlign w:val="center"/>
-            <w:shd w:fill="E8EEF5"/>
           </w:tcPr>
           <w:p>
             <w:pPr>
@@ -9001,7 +8975,6 @@
               <w:end w:w="120" w:type="dxa"/>
             </w:tcMar>
             <w:vAlign w:val="center"/>
-            <w:shd w:fill="E8EEF5"/>
           </w:tcPr>
           <w:p>
             <w:pPr>
@@ -9032,7 +9005,6 @@
               <w:end w:w="120" w:type="dxa"/>
             </w:tcMar>
             <w:vAlign w:val="center"/>
-            <w:shd w:fill="E8EEF5"/>
           </w:tcPr>
           <w:p>
             <w:pPr>
@@ -9550,12 +9522,11 @@
       <w:pPr>
         <w:spacing w:before="60" w:after="140" w:line="252" w:lineRule="auto"/>
         <w:ind w:left="360" w:right="216"/>
-        <w:shd w:fill="F2F4F7"/>
-      </w:pPr>
-      <w:r>
-        <w:rPr>
-          <w:rFonts w:ascii="Microsoft YaHei" w:hAnsi="Microsoft YaHei" w:eastAsia="Microsoft YaHei"/>
-          <w:color w:val="263238"/>
+      </w:pPr>
+      <w:r>
+        <w:rPr>
+          <w:rFonts w:ascii="Microsoft YaHei" w:hAnsi="Microsoft YaHei" w:eastAsia="Microsoft YaHei"/>
+          <w:color w:val="000000"/>
           <w:sz w:val="17"/>
         </w:rPr>
         <w:t>data/sqlite_data/project.db</w:t>
@@ -9589,12 +9560,11 @@
       <w:pPr>
         <w:spacing w:before="60" w:after="140" w:line="252" w:lineRule="auto"/>
         <w:ind w:left="360" w:right="216"/>
-        <w:shd w:fill="F2F4F7"/>
-      </w:pPr>
-      <w:r>
-        <w:rPr>
-          <w:rFonts w:ascii="Microsoft YaHei" w:hAnsi="Microsoft YaHei" w:eastAsia="Microsoft YaHei"/>
-          <w:color w:val="263238"/>
+      </w:pPr>
+      <w:r>
+        <w:rPr>
+          <w:rFonts w:ascii="Microsoft YaHei" w:hAnsi="Microsoft YaHei" w:eastAsia="Microsoft YaHei"/>
+          <w:color w:val="000000"/>
           <w:sz w:val="17"/>
         </w:rPr>
         <w:t>Learner Profile</w:t>
@@ -9660,7 +9630,7 @@
       <w:r>
         <w:rPr>
           <w:rFonts w:ascii="Microsoft YaHei" w:hAnsi="Microsoft YaHei" w:eastAsia="Microsoft YaHei"/>
-          <w:color w:val="1F4D78"/>
+          <w:color w:val="000000"/>
           <w:sz w:val="20"/>
         </w:rPr>
         <w:t>review_traces</w:t>
@@ -9681,7 +9651,7 @@
       <w:r>
         <w:rPr>
           <w:rFonts w:ascii="Microsoft YaHei" w:hAnsi="Microsoft YaHei" w:eastAsia="Microsoft YaHei"/>
-          <w:color w:val="1F4D78"/>
+          <w:color w:val="000000"/>
           <w:sz w:val="20"/>
         </w:rPr>
         <w:t>learning_package_sources</w:t>
@@ -9702,7 +9672,7 @@
       <w:r>
         <w:rPr>
           <w:rFonts w:ascii="Microsoft YaHei" w:hAnsi="Microsoft YaHei" w:eastAsia="Microsoft YaHei"/>
-          <w:color w:val="1F4D78"/>
+          <w:color w:val="000000"/>
           <w:sz w:val="20"/>
         </w:rPr>
         <w:t>learning_package_claims</w:t>
@@ -9723,7 +9693,7 @@
       <w:r>
         <w:rPr>
           <w:rFonts w:ascii="Microsoft YaHei" w:hAnsi="Microsoft YaHei" w:eastAsia="Microsoft YaHei"/>
-          <w:color w:val="1F4D78"/>
+          <w:color w:val="000000"/>
           <w:sz w:val="20"/>
         </w:rPr>
         <w:t>review_debate_rounds</w:t>
@@ -9744,7 +9714,7 @@
       <w:r>
         <w:rPr>
           <w:rFonts w:ascii="Microsoft YaHei" w:hAnsi="Microsoft YaHei" w:eastAsia="Microsoft YaHei"/>
-          <w:color w:val="1F4D78"/>
+          <w:color w:val="000000"/>
           <w:sz w:val="20"/>
         </w:rPr>
         <w:t>review_debate_issues</w:t>
@@ -9765,7 +9735,7 @@
       <w:r>
         <w:rPr>
           <w:rFonts w:ascii="Microsoft YaHei" w:hAnsi="Microsoft YaHei" w:eastAsia="Microsoft YaHei"/>
-          <w:color w:val="1F4D78"/>
+          <w:color w:val="000000"/>
           <w:sz w:val="20"/>
         </w:rPr>
         <w:t>review_debate_responses</w:t>
@@ -9786,7 +9756,7 @@
       <w:r>
         <w:rPr>
           <w:rFonts w:ascii="Microsoft YaHei" w:hAnsi="Microsoft YaHei" w:eastAsia="Microsoft YaHei"/>
-          <w:color w:val="1F4D78"/>
+          <w:color w:val="000000"/>
           <w:sz w:val="20"/>
         </w:rPr>
         <w:t>verified_claims</w:t>
@@ -9937,7 +9907,6 @@
               <w:end w:w="120" w:type="dxa"/>
             </w:tcMar>
             <w:vAlign w:val="center"/>
-            <w:shd w:fill="E8EEF5"/>
           </w:tcPr>
           <w:p>
             <w:pPr>
@@ -9968,7 +9937,6 @@
               <w:end w:w="120" w:type="dxa"/>
             </w:tcMar>
             <w:vAlign w:val="center"/>
-            <w:shd w:fill="E8EEF5"/>
           </w:tcPr>
           <w:p>
             <w:pPr>
@@ -9999,7 +9967,6 @@
               <w:end w:w="120" w:type="dxa"/>
             </w:tcMar>
             <w:vAlign w:val="center"/>
-            <w:shd w:fill="E8EEF5"/>
           </w:tcPr>
           <w:p>
             <w:pPr>
@@ -10880,12 +10847,11 @@
       <w:pPr>
         <w:spacing w:before="60" w:after="140" w:line="252" w:lineRule="auto"/>
         <w:ind w:left="360" w:right="216"/>
-        <w:shd w:fill="F2F4F7"/>
-      </w:pPr>
-      <w:r>
-        <w:rPr>
-          <w:rFonts w:ascii="Microsoft YaHei" w:hAnsi="Microsoft YaHei" w:eastAsia="Microsoft YaHei"/>
-          <w:color w:val="263238"/>
+      </w:pPr>
+      <w:r>
+        <w:rPr>
+          <w:rFonts w:ascii="Microsoft YaHei" w:hAnsi="Microsoft YaHei" w:eastAsia="Microsoft YaHei"/>
+          <w:color w:val="000000"/>
           <w:sz w:val="17"/>
         </w:rPr>
         <w:t>pip install -r requirements.txt</w:t>
@@ -10921,12 +10887,11 @@
       <w:pPr>
         <w:spacing w:before="60" w:after="140" w:line="252" w:lineRule="auto"/>
         <w:ind w:left="360" w:right="216"/>
-        <w:shd w:fill="F2F4F7"/>
-      </w:pPr>
-      <w:r>
-        <w:rPr>
-          <w:rFonts w:ascii="Microsoft YaHei" w:hAnsi="Microsoft YaHei" w:eastAsia="Microsoft YaHei"/>
-          <w:color w:val="263238"/>
+      </w:pPr>
+      <w:r>
+        <w:rPr>
+          <w:rFonts w:ascii="Microsoft YaHei" w:hAnsi="Microsoft YaHei" w:eastAsia="Microsoft YaHei"/>
+          <w:color w:val="000000"/>
           <w:sz w:val="17"/>
         </w:rPr>
         <w:t>cd frontend</w:t>
@@ -11708,7 +11673,6 @@
               <w:end w:w="120" w:type="dxa"/>
             </w:tcMar>
             <w:vAlign w:val="center"/>
-            <w:shd w:fill="E8EEF5"/>
           </w:tcPr>
           <w:p>
             <w:pPr>
@@ -11739,7 +11703,6 @@
               <w:end w:w="120" w:type="dxa"/>
             </w:tcMar>
             <w:vAlign w:val="center"/>
-            <w:shd w:fill="E8EEF5"/>
           </w:tcPr>
           <w:p>
             <w:pPr>
@@ -12342,12 +12305,11 @@
       <w:pPr>
         <w:spacing w:before="60" w:after="140" w:line="252" w:lineRule="auto"/>
         <w:ind w:left="360" w:right="216"/>
-        <w:shd w:fill="F2F4F7"/>
-      </w:pPr>
-      <w:r>
-        <w:rPr>
-          <w:rFonts w:ascii="Microsoft YaHei" w:hAnsi="Microsoft YaHei" w:eastAsia="Microsoft YaHei"/>
-          <w:color w:val="263238"/>
+      </w:pPr>
+      <w:r>
+        <w:rPr>
+          <w:rFonts w:ascii="Microsoft YaHei" w:hAnsi="Microsoft YaHei" w:eastAsia="Microsoft YaHei"/>
+          <w:color w:val="000000"/>
           <w:sz w:val="17"/>
         </w:rPr>
         <w:t>被人工或规则评审判定为资源难度与学习者画像匹配的有效案例数</w:t>
@@ -12371,12 +12333,11 @@
       <w:pPr>
         <w:spacing w:before="60" w:after="140" w:line="252" w:lineRule="auto"/>
         <w:ind w:left="360" w:right="216"/>
-        <w:shd w:fill="F2F4F7"/>
-      </w:pPr>
-      <w:r>
-        <w:rPr>
-          <w:rFonts w:ascii="Microsoft YaHei" w:hAnsi="Microsoft YaHei" w:eastAsia="Microsoft YaHei"/>
-          <w:color w:val="263238"/>
+      </w:pPr>
+      <w:r>
+        <w:rPr>
+          <w:rFonts w:ascii="Microsoft YaHei" w:hAnsi="Microsoft YaHei" w:eastAsia="Microsoft YaHei"/>
+          <w:color w:val="000000"/>
           <w:sz w:val="17"/>
         </w:rPr>
         <w:t>最终学习资源中正确覆盖的任务核心知识点数</w:t>
@@ -12400,12 +12361,11 @@
       <w:pPr>
         <w:spacing w:before="60" w:after="140" w:line="252" w:lineRule="auto"/>
         <w:ind w:left="360" w:right="216"/>
-        <w:shd w:fill="F2F4F7"/>
-      </w:pPr>
-      <w:r>
-        <w:rPr>
-          <w:rFonts w:ascii="Microsoft YaHei" w:hAnsi="Microsoft YaHei" w:eastAsia="Microsoft YaHei"/>
-          <w:color w:val="263238"/>
+      </w:pPr>
+      <w:r>
+        <w:rPr>
+          <w:rFonts w:ascii="Microsoft YaHei" w:hAnsi="Microsoft YaHei" w:eastAsia="Microsoft YaHei"/>
+          <w:color w:val="000000"/>
           <w:sz w:val="17"/>
         </w:rPr>
         <w:t>最终资源中经复核确认的专业错误Claim数</w:t>
@@ -12429,12 +12389,11 @@
       <w:pPr>
         <w:spacing w:before="60" w:after="140" w:line="252" w:lineRule="auto"/>
         <w:ind w:left="360" w:right="216"/>
-        <w:shd w:fill="F2F4F7"/>
-      </w:pPr>
-      <w:r>
-        <w:rPr>
-          <w:rFonts w:ascii="Microsoft YaHei" w:hAnsi="Microsoft YaHei" w:eastAsia="Microsoft YaHei"/>
-          <w:color w:val="263238"/>
+      </w:pPr>
+      <w:r>
+        <w:rPr>
+          <w:rFonts w:ascii="Microsoft YaHei" w:hAnsi="Microsoft YaHei" w:eastAsia="Microsoft YaHei"/>
+          <w:color w:val="000000"/>
           <w:sz w:val="17"/>
         </w:rPr>
         <w:t>与人工标注或预设决策标准一致的阶段策略数</w:t>
@@ -12458,12 +12417,11 @@
       <w:pPr>
         <w:spacing w:before="60" w:after="140" w:line="252" w:lineRule="auto"/>
         <w:ind w:left="360" w:right="216"/>
-        <w:shd w:fill="F2F4F7"/>
-      </w:pPr>
-      <w:r>
-        <w:rPr>
-          <w:rFonts w:ascii="Microsoft YaHei" w:hAnsi="Microsoft YaHei" w:eastAsia="Microsoft YaHei"/>
-          <w:color w:val="263238"/>
+      </w:pPr>
+      <w:r>
+        <w:rPr>
+          <w:rFonts w:ascii="Microsoft YaHei" w:hAnsi="Microsoft YaHei" w:eastAsia="Microsoft YaHei"/>
+          <w:color w:val="000000"/>
           <w:sz w:val="17"/>
         </w:rPr>
         <w:t>成功完成画像、阶段、学习包、测试和动态决策的场景数</w:t>
@@ -12487,12 +12445,11 @@
       <w:pPr>
         <w:spacing w:before="60" w:after="140" w:line="252" w:lineRule="auto"/>
         <w:ind w:left="360" w:right="216"/>
-        <w:shd w:fill="F2F4F7"/>
-      </w:pPr>
-      <w:r>
-        <w:rPr>
-          <w:rFonts w:ascii="Microsoft YaHei" w:hAnsi="Microsoft YaHei" w:eastAsia="Microsoft YaHei"/>
-          <w:color w:val="263238"/>
+      </w:pPr>
+      <w:r>
+        <w:rPr>
+          <w:rFonts w:ascii="Microsoft YaHei" w:hAnsi="Microsoft YaHei" w:eastAsia="Microsoft YaHei"/>
+          <w:color w:val="000000"/>
           <w:sz w:val="17"/>
         </w:rPr>
         <w:t>发生模型故障后成功完成回退并继续流程的场景数</w:t>
@@ -12717,7 +12674,6 @@
               <w:end w:w="120" w:type="dxa"/>
             </w:tcMar>
             <w:vAlign w:val="center"/>
-            <w:shd w:fill="E8EEF5"/>
           </w:tcPr>
           <w:p>
             <w:pPr>
@@ -12748,7 +12704,6 @@
               <w:end w:w="120" w:type="dxa"/>
             </w:tcMar>
             <w:vAlign w:val="center"/>
-            <w:shd w:fill="E8EEF5"/>
           </w:tcPr>
           <w:p>
             <w:pPr>
@@ -12779,7 +12734,6 @@
               <w:end w:w="120" w:type="dxa"/>
             </w:tcMar>
             <w:vAlign w:val="center"/>
-            <w:shd w:fill="E8EEF5"/>
           </w:tcPr>
           <w:p>
             <w:pPr>
@@ -12810,7 +12764,6 @@
               <w:end w:w="120" w:type="dxa"/>
             </w:tcMar>
             <w:vAlign w:val="center"/>
-            <w:shd w:fill="E8EEF5"/>
           </w:tcPr>
           <w:p>
             <w:pPr>
@@ -13476,7 +13429,7 @@
       <w:r>
         <w:rPr>
           <w:rFonts w:ascii="Microsoft YaHei" w:hAnsi="Microsoft YaHei" w:eastAsia="Microsoft YaHei"/>
-          <w:color w:val="1F4D78"/>
+          <w:color w:val="000000"/>
           <w:sz w:val="21"/>
         </w:rPr>
         <w:t>metrics_summary.json</w:t>
@@ -13491,7 +13444,7 @@
       <w:r>
         <w:rPr>
           <w:rFonts w:ascii="Microsoft YaHei" w:hAnsi="Microsoft YaHei" w:eastAsia="Microsoft YaHei"/>
-          <w:color w:val="1F4D78"/>
+          <w:color w:val="000000"/>
           <w:sz w:val="21"/>
         </w:rPr>
         <w:t>null</w:t>
@@ -13588,7 +13541,7 @@
       <w:r>
         <w:rPr>
           <w:rFonts w:ascii="Microsoft YaHei" w:hAnsi="Microsoft YaHei" w:eastAsia="Microsoft YaHei"/>
-          <w:color w:val="1F4D78"/>
+          <w:color w:val="000000"/>
           <w:sz w:val="20"/>
         </w:rPr>
         <w:t>Direct-LLM</w:t>
@@ -13609,7 +13562,7 @@
       <w:r>
         <w:rPr>
           <w:rFonts w:ascii="Microsoft YaHei" w:hAnsi="Microsoft YaHei" w:eastAsia="Microsoft YaHei"/>
-          <w:color w:val="1F4D78"/>
+          <w:color w:val="000000"/>
           <w:sz w:val="20"/>
         </w:rPr>
         <w:t>RAG-only</w:t>
@@ -13630,7 +13583,7 @@
       <w:r>
         <w:rPr>
           <w:rFonts w:ascii="Microsoft YaHei" w:hAnsi="Microsoft YaHei" w:eastAsia="Microsoft YaHei"/>
-          <w:color w:val="1F4D78"/>
+          <w:color w:val="000000"/>
           <w:sz w:val="20"/>
         </w:rPr>
         <w:t>No-Review-Agent</w:t>
@@ -13651,7 +13604,7 @@
       <w:r>
         <w:rPr>
           <w:rFonts w:ascii="Microsoft YaHei" w:hAnsi="Microsoft YaHei" w:eastAsia="Microsoft YaHei"/>
-          <w:color w:val="1F4D78"/>
+          <w:color w:val="000000"/>
           <w:sz w:val="20"/>
         </w:rPr>
         <w:t>Full-System</w:t>
@@ -13922,7 +13875,7 @@
       <w:r>
         <w:rPr>
           <w:rFonts w:ascii="Microsoft YaHei" w:hAnsi="Microsoft YaHei" w:eastAsia="Microsoft YaHei"/>
-          <w:color w:val="1F4D78"/>
+          <w:color w:val="000000"/>
           <w:sz w:val="20"/>
         </w:rPr>
         <w:t>needs_human_review</w:t>
@@ -15351,7 +15304,7 @@
       <w:r>
         <w:rPr>
           <w:rFonts w:ascii="Microsoft YaHei" w:hAnsi="Microsoft YaHei" w:eastAsia="Microsoft YaHei"/>
-          <w:color w:val="1F4D78"/>
+          <w:color w:val="000000"/>
           <w:sz w:val="20"/>
         </w:rPr>
         <w:t>agent1、agent3、agent4、agent6</w:t>
@@ -15792,12 +15745,11 @@
       <w:pPr>
         <w:spacing w:before="60" w:after="140" w:line="252" w:lineRule="auto"/>
         <w:ind w:left="360" w:right="216"/>
-        <w:shd w:fill="F2F4F7"/>
-      </w:pPr>
-      <w:r>
-        <w:rPr>
-          <w:rFonts w:ascii="Microsoft YaHei" w:hAnsi="Microsoft YaHei" w:eastAsia="Microsoft YaHei"/>
-          <w:color w:val="263238"/>
+      </w:pPr>
+      <w:r>
+        <w:rPr>
+          <w:rFonts w:ascii="Microsoft YaHei" w:hAnsi="Microsoft YaHei" w:eastAsia="Microsoft YaHei"/>
+          <w:color w:val="000000"/>
           <w:sz w:val="17"/>
         </w:rPr>
         <w:t>01_作品设计实现方案.docx或.pdf</w:t>
@@ -16722,7 +16674,7 @@
     <w:r>
       <w:rPr>
         <w:rFonts w:ascii="Microsoft YaHei" w:hAnsi="Microsoft YaHei" w:eastAsia="Microsoft YaHei"/>
-        <w:color w:val="666666"/>
+        <w:color w:val="000000"/>
         <w:sz w:val="18"/>
       </w:rPr>
       <w:t xml:space="preserve">第 </w:t>
@@ -16731,7 +16683,7 @@
     <w:r>
       <w:rPr>
         <w:rFonts w:ascii="Microsoft YaHei" w:hAnsi="Microsoft YaHei" w:eastAsia="Microsoft YaHei"/>
-        <w:color w:val="666666"/>
+        <w:color w:val="000000"/>
         <w:sz w:val="18"/>
       </w:rPr>
       <w:t xml:space="preserve"> 页</w:t>
@@ -16750,7 +16702,7 @@
     <w:r>
       <w:rPr>
         <w:rFonts w:ascii="Microsoft YaHei" w:hAnsi="Microsoft YaHei" w:eastAsia="Microsoft YaHei"/>
-        <w:color w:val="666666"/>
+        <w:color w:val="000000"/>
         <w:sz w:val="17"/>
       </w:rPr>
       <w:t>AI Agent Trainer  |  作品设计实现方案（底稿）</w:t>
@@ -17192,7 +17144,7 @@
       <w:rFonts w:asciiTheme="majorHAnsi" w:eastAsiaTheme="majorEastAsia" w:hAnsiTheme="majorHAnsi" w:cstheme="majorBidi" w:ascii="Microsoft YaHei" w:hAnsi="Microsoft YaHei" w:eastAsia="Microsoft YaHei"/>
       <w:b/>
       <w:bCs/>
-      <w:color w:val="2E74B5"/>
+      <w:color w:val="000000"/>
       <w:sz w:val="32"/>
       <w:szCs w:val="28"/>
     </w:rPr>
@@ -17216,7 +17168,7 @@
       <w:rFonts w:asciiTheme="majorHAnsi" w:eastAsiaTheme="majorEastAsia" w:hAnsiTheme="majorHAnsi" w:cstheme="majorBidi" w:ascii="Microsoft YaHei" w:hAnsi="Microsoft YaHei" w:eastAsia="Microsoft YaHei"/>
       <w:b/>
       <w:bCs/>
-      <w:color w:val="2E74B5"/>
+      <w:color w:val="000000"/>
       <w:sz w:val="26"/>
       <w:szCs w:val="26"/>
     </w:rPr>
@@ -17240,7 +17192,7 @@
       <w:rFonts w:asciiTheme="majorHAnsi" w:eastAsiaTheme="majorEastAsia" w:hAnsiTheme="majorHAnsi" w:cstheme="majorBidi" w:ascii="Microsoft YaHei" w:hAnsi="Microsoft YaHei" w:eastAsia="Microsoft YaHei"/>
       <w:b/>
       <w:bCs/>
-      <w:color w:val="1F4D78"/>
+      <w:color w:val="000000"/>
       <w:sz w:val="23"/>
     </w:rPr>
   </w:style>
@@ -17266,7 +17218,7 @@
       <w:bCs/>
       <w:i/>
       <w:iCs/>
-      <w:color w:val="1F4D78"/>
+      <w:color w:val="000000"/>
       <w:sz w:val="21"/>
     </w:rPr>
   </w:style>
